--- a/docs/nuxera-migration/docs/migration/deliverables/2026-07-29/NUXERA_English_Package_2026-07-29/NUXERA_DETAILED_TECHNICAL_MANUAL_2026-07-29_EN.docx
+++ b/docs/nuxera-migration/docs/migration/deliverables/2026-07-29/NUXERA_English_Package_2026-07-29/NUXERA_DETAILED_TECHNICAL_MANUAL_2026-07-29_EN.docx
@@ -13,7 +13,7 @@
           <w:color w:val="0B2545"/>
           <w:sz w:val="48"/>
         </w:rPr>
-        <w:t>NUXERA - Detailed Technical Manual</w:t>
+        <w:t>NUXERA - Extended Technical Manual</w:t>
       </w:r>
     </w:p>
     <w:p>
@@ -237,7 +237,7 @@
           <w:rFonts w:ascii="Calibri" w:hAnsi="Calibri"/>
           <w:sz w:val="22"/>
         </w:rPr>
-        <w:t>Date: 2026-07-29 Audience: technical team, fractional CTO, integrators, security, DevOps and technical due diligence.</w:t>
+        <w:t>Fecha/Date: 2026-07-29 Audiencia/Audience: equipo tecnico, CTO, integradores, DevOps, seguridad y due diligence tecnico.</w:t>
       </w:r>
     </w:p>
     <w:p>
@@ -245,7 +245,427 @@
         <w:pStyle w:val="Heading1"/>
       </w:pPr>
       <w:r>
-        <w:t>1. Overall Architecture</w:t>
+        <w:t>1. Arquitectura</w:t>
+      </w:r>
+    </w:p>
+    <w:p>
+      <w:pPr>
+        <w:pStyle w:val="ListBullet"/>
+      </w:pPr>
+      <w:r>
+        <w:rPr>
+          <w:rFonts w:ascii="Calibri" w:hAnsi="Calibri"/>
+          <w:sz w:val="22"/>
+        </w:rPr>
+        <w:t>React/Vite frontend</w:t>
+      </w:r>
+    </w:p>
+    <w:p>
+      <w:pPr>
+        <w:pStyle w:val="ListBullet"/>
+      </w:pPr>
+      <w:r>
+        <w:rPr>
+          <w:rFonts w:ascii="Calibri" w:hAnsi="Calibri"/>
+          <w:sz w:val="22"/>
+        </w:rPr>
+        <w:t>Node/Express backend</w:t>
+      </w:r>
+    </w:p>
+    <w:p>
+      <w:pPr>
+        <w:pStyle w:val="ListBullet"/>
+      </w:pPr>
+      <w:r>
+        <w:rPr>
+          <w:rFonts w:ascii="Calibri" w:hAnsi="Calibri"/>
+          <w:sz w:val="22"/>
+        </w:rPr>
+        <w:t>Supabase/SQL previsto</w:t>
+      </w:r>
+    </w:p>
+    <w:p>
+      <w:pPr>
+        <w:pStyle w:val="ListBullet"/>
+      </w:pPr>
+      <w:r>
+        <w:rPr>
+          <w:rFonts w:ascii="Calibri" w:hAnsi="Calibri"/>
+          <w:sz w:val="22"/>
+        </w:rPr>
+        <w:t>Vercel frontend</w:t>
+      </w:r>
+    </w:p>
+    <w:p>
+      <w:pPr>
+        <w:pStyle w:val="ListBullet"/>
+      </w:pPr>
+      <w:r>
+        <w:rPr>
+          <w:rFonts w:ascii="Calibri" w:hAnsi="Calibri"/>
+          <w:sz w:val="22"/>
+        </w:rPr>
+        <w:t>Render backend actual con latencia pendiente</w:t>
+      </w:r>
+    </w:p>
+    <w:p>
+      <w:pPr>
+        <w:pStyle w:val="ListBullet"/>
+      </w:pPr>
+      <w:r>
+        <w:rPr>
+          <w:rFonts w:ascii="Calibri" w:hAnsi="Calibri"/>
+          <w:sz w:val="22"/>
+        </w:rPr>
+        <w:t>Shell por roles</w:t>
+      </w:r>
+    </w:p>
+    <w:p>
+      <w:pPr>
+        <w:pStyle w:val="ListBullet"/>
+      </w:pPr>
+      <w:r>
+        <w:rPr>
+          <w:rFonts w:ascii="Calibri" w:hAnsi="Calibri"/>
+          <w:sz w:val="22"/>
+        </w:rPr>
+        <w:t>Servicios NUXERA protegidos</w:t>
+      </w:r>
+    </w:p>
+    <w:p>
+      <w:pPr>
+        <w:pStyle w:val="ListBullet"/>
+      </w:pPr>
+      <w:r>
+        <w:rPr>
+          <w:rFonts w:ascii="Calibri" w:hAnsi="Calibri"/>
+          <w:sz w:val="22"/>
+        </w:rPr>
+        <w:t>Automatizaciones por gates</w:t>
+      </w:r>
+    </w:p>
+    <w:p>
+      <w:pPr>
+        <w:pStyle w:val="Heading1"/>
+      </w:pPr>
+      <w:r>
+        <w:t>2. Frontend</w:t>
+      </w:r>
+    </w:p>
+    <w:p>
+      <w:pPr>
+        <w:pStyle w:val="ListBullet"/>
+      </w:pPr>
+      <w:r>
+        <w:rPr>
+          <w:rFonts w:ascii="Calibri" w:hAnsi="Calibri"/>
+          <w:sz w:val="22"/>
+        </w:rPr>
+        <w:t>Separacion por rol</w:t>
+      </w:r>
+    </w:p>
+    <w:p>
+      <w:pPr>
+        <w:pStyle w:val="ListBullet"/>
+      </w:pPr>
+      <w:r>
+        <w:rPr>
+          <w:rFonts w:ascii="Calibri" w:hAnsi="Calibri"/>
+          <w:sz w:val="22"/>
+        </w:rPr>
+        <w:t>ES/EN</w:t>
+      </w:r>
+    </w:p>
+    <w:p>
+      <w:pPr>
+        <w:pStyle w:val="ListBullet"/>
+      </w:pPr>
+      <w:r>
+        <w:rPr>
+          <w:rFonts w:ascii="Calibri" w:hAnsi="Calibri"/>
+          <w:sz w:val="22"/>
+        </w:rPr>
+        <w:t>Sin identidad Nexus visible</w:t>
+      </w:r>
+    </w:p>
+    <w:p>
+      <w:pPr>
+        <w:pStyle w:val="ListBullet"/>
+      </w:pPr>
+      <w:r>
+        <w:rPr>
+          <w:rFonts w:ascii="Calibri" w:hAnsi="Calibri"/>
+          <w:sz w:val="22"/>
+        </w:rPr>
+        <w:t>Vistas demo no prueban auth real</w:t>
+      </w:r>
+    </w:p>
+    <w:p>
+      <w:pPr>
+        <w:pStyle w:val="ListBullet"/>
+      </w:pPr>
+      <w:r>
+        <w:rPr>
+          <w:rFonts w:ascii="Calibri" w:hAnsi="Calibri"/>
+          <w:sz w:val="22"/>
+        </w:rPr>
+        <w:t>Decision desk distinto de case management</w:t>
+      </w:r>
+    </w:p>
+    <w:p>
+      <w:pPr>
+        <w:pStyle w:val="ListBullet"/>
+      </w:pPr>
+      <w:r>
+        <w:rPr>
+          <w:rFonts w:ascii="Calibri" w:hAnsi="Calibri"/>
+          <w:sz w:val="22"/>
+        </w:rPr>
+        <w:t>Admin como control operativo</w:t>
+      </w:r>
+    </w:p>
+    <w:p>
+      <w:pPr>
+        <w:pStyle w:val="Heading1"/>
+      </w:pPr>
+      <w:r>
+        <w:t>3. Backend y servicios</w:t>
+      </w:r>
+    </w:p>
+    <w:p>
+      <w:pPr>
+        <w:pStyle w:val="ListBullet"/>
+      </w:pPr>
+      <w:r>
+        <w:rPr>
+          <w:rFonts w:ascii="Calibri" w:hAnsi="Calibri"/>
+          <w:sz w:val="22"/>
+        </w:rPr>
+        <w:t>nuxeraJurisdictionIntelligenceService</w:t>
+      </w:r>
+    </w:p>
+    <w:p>
+      <w:pPr>
+        <w:pStyle w:val="ListBullet"/>
+      </w:pPr>
+      <w:r>
+        <w:rPr>
+          <w:rFonts w:ascii="Calibri" w:hAnsi="Calibri"/>
+          <w:sz w:val="22"/>
+        </w:rPr>
+        <w:t>nuxeraOperationalPersistenceService</w:t>
+      </w:r>
+    </w:p>
+    <w:p>
+      <w:pPr>
+        <w:pStyle w:val="ListBullet"/>
+      </w:pPr>
+      <w:r>
+        <w:rPr>
+          <w:rFonts w:ascii="Calibri" w:hAnsi="Calibri"/>
+          <w:sz w:val="22"/>
+        </w:rPr>
+        <w:t>nuxeraConversationAgentReadinessService</w:t>
+      </w:r>
+    </w:p>
+    <w:p>
+      <w:pPr>
+        <w:pStyle w:val="ListBullet"/>
+      </w:pPr>
+      <w:r>
+        <w:rPr>
+          <w:rFonts w:ascii="Calibri" w:hAnsi="Calibri"/>
+          <w:sz w:val="22"/>
+        </w:rPr>
+        <w:t>rutas readiness/evidencia/persistencia/admin</w:t>
+      </w:r>
+    </w:p>
+    <w:p>
+      <w:pPr>
+        <w:pStyle w:val="ListBullet"/>
+      </w:pPr>
+      <w:r>
+        <w:rPr>
+          <w:rFonts w:ascii="Calibri" w:hAnsi="Calibri"/>
+          <w:sz w:val="22"/>
+        </w:rPr>
+        <w:t>fallo cerrado sin token/rol/autorizacion</w:t>
+      </w:r>
+    </w:p>
+    <w:p>
+      <w:pPr>
+        <w:pStyle w:val="Heading1"/>
+      </w:pPr>
+      <w:r>
+        <w:t>4. Modelo de datos</w:t>
+      </w:r>
+    </w:p>
+    <w:p>
+      <w:pPr>
+        <w:pStyle w:val="ListBullet"/>
+      </w:pPr>
+      <w:r>
+        <w:rPr>
+          <w:rFonts w:ascii="Calibri" w:hAnsi="Calibri"/>
+          <w:sz w:val="22"/>
+        </w:rPr>
+        <w:t>usuarios</w:t>
+      </w:r>
+    </w:p>
+    <w:p>
+      <w:pPr>
+        <w:pStyle w:val="ListBullet"/>
+      </w:pPr>
+      <w:r>
+        <w:rPr>
+          <w:rFonts w:ascii="Calibri" w:hAnsi="Calibri"/>
+          <w:sz w:val="22"/>
+        </w:rPr>
+        <w:t>roles</w:t>
+      </w:r>
+    </w:p>
+    <w:p>
+      <w:pPr>
+        <w:pStyle w:val="ListBullet"/>
+      </w:pPr>
+      <w:r>
+        <w:rPr>
+          <w:rFonts w:ascii="Calibri" w:hAnsi="Calibri"/>
+          <w:sz w:val="22"/>
+        </w:rPr>
+        <w:t>files</w:t>
+      </w:r>
+    </w:p>
+    <w:p>
+      <w:pPr>
+        <w:pStyle w:val="ListBullet"/>
+      </w:pPr>
+      <w:r>
+        <w:rPr>
+          <w:rFonts w:ascii="Calibri" w:hAnsi="Calibri"/>
+          <w:sz w:val="22"/>
+        </w:rPr>
+        <w:t>empresas</w:t>
+      </w:r>
+    </w:p>
+    <w:p>
+      <w:pPr>
+        <w:pStyle w:val="ListBullet"/>
+      </w:pPr>
+      <w:r>
+        <w:rPr>
+          <w:rFonts w:ascii="Calibri" w:hAnsi="Calibri"/>
+          <w:sz w:val="22"/>
+        </w:rPr>
+        <w:t>personas relacionadas</w:t>
+      </w:r>
+    </w:p>
+    <w:p>
+      <w:pPr>
+        <w:pStyle w:val="ListBullet"/>
+      </w:pPr>
+      <w:r>
+        <w:rPr>
+          <w:rFonts w:ascii="Calibri" w:hAnsi="Calibri"/>
+          <w:sz w:val="22"/>
+        </w:rPr>
+        <w:t>proyectos</w:t>
+      </w:r>
+    </w:p>
+    <w:p>
+      <w:pPr>
+        <w:pStyle w:val="ListBullet"/>
+      </w:pPr>
+      <w:r>
+        <w:rPr>
+          <w:rFonts w:ascii="Calibri" w:hAnsi="Calibri"/>
+          <w:sz w:val="22"/>
+        </w:rPr>
+        <w:t>documents</w:t>
+      </w:r>
+    </w:p>
+    <w:p>
+      <w:pPr>
+        <w:pStyle w:val="ListBullet"/>
+      </w:pPr>
+      <w:r>
+        <w:rPr>
+          <w:rFonts w:ascii="Calibri" w:hAnsi="Calibri"/>
+          <w:sz w:val="22"/>
+        </w:rPr>
+        <w:t>requisitos</w:t>
+      </w:r>
+    </w:p>
+    <w:p>
+      <w:pPr>
+        <w:pStyle w:val="ListBullet"/>
+      </w:pPr>
+      <w:r>
+        <w:rPr>
+          <w:rFonts w:ascii="Calibri" w:hAnsi="Calibri"/>
+          <w:sz w:val="22"/>
+        </w:rPr>
+        <w:t>eventos</w:t>
+      </w:r>
+    </w:p>
+    <w:p>
+      <w:pPr>
+        <w:pStyle w:val="ListBullet"/>
+      </w:pPr>
+      <w:r>
+        <w:rPr>
+          <w:rFonts w:ascii="Calibri" w:hAnsi="Calibri"/>
+          <w:sz w:val="22"/>
+        </w:rPr>
+        <w:t>notificaciones</w:t>
+      </w:r>
+    </w:p>
+    <w:p>
+      <w:pPr>
+        <w:pStyle w:val="ListBullet"/>
+      </w:pPr>
+      <w:r>
+        <w:rPr>
+          <w:rFonts w:ascii="Calibri" w:hAnsi="Calibri"/>
+          <w:sz w:val="22"/>
+        </w:rPr>
+        <w:t>aprobaciones</w:t>
+      </w:r>
+    </w:p>
+    <w:p>
+      <w:pPr>
+        <w:pStyle w:val="ListBullet"/>
+      </w:pPr>
+      <w:r>
+        <w:rPr>
+          <w:rFonts w:ascii="Calibri" w:hAnsi="Calibri"/>
+          <w:sz w:val="22"/>
+        </w:rPr>
+        <w:t>fuentes regulatorias</w:t>
+      </w:r>
+    </w:p>
+    <w:p>
+      <w:pPr>
+        <w:pStyle w:val="ListBullet"/>
+      </w:pPr>
+      <w:r>
+        <w:rPr>
+          <w:rFonts w:ascii="Calibri" w:hAnsi="Calibri"/>
+          <w:sz w:val="22"/>
+        </w:rPr>
+        <w:t>agent_runs</w:t>
+      </w:r>
+    </w:p>
+    <w:p>
+      <w:pPr>
+        <w:pStyle w:val="ListBullet"/>
+      </w:pPr>
+      <w:r>
+        <w:rPr>
+          <w:rFonts w:ascii="Calibri" w:hAnsi="Calibri"/>
+          <w:sz w:val="22"/>
+        </w:rPr>
+        <w:t>jurisdiction_snapshots</w:t>
       </w:r>
     </w:p>
     <w:p>
@@ -254,7 +674,87 @@
           <w:rFonts w:ascii="Calibri" w:hAnsi="Calibri"/>
           <w:sz w:val="22"/>
         </w:rPr>
-        <w:t>NUXERA keeps the NSD repository while shifting the visible and operating experience to the NUXERA brand. The frontend uses React/Vite and exposes role-based workspaces. The Node/Express backend concentrates NUXERA routes, service contracts, persistence gates, notifications, agents and operational readiness.</w:t>
+        <w:t>Tablas sugeridas:</w:t>
+      </w:r>
+    </w:p>
+    <w:p>
+      <w:pPr>
+        <w:pStyle w:val="ListBullet"/>
+      </w:pPr>
+      <w:r>
+        <w:rPr>
+          <w:rFonts w:ascii="Calibri" w:hAnsi="Calibri"/>
+          <w:sz w:val="22"/>
+        </w:rPr>
+        <w:t>nuxera_case_events</w:t>
+      </w:r>
+    </w:p>
+    <w:p>
+      <w:pPr>
+        <w:pStyle w:val="ListBullet"/>
+      </w:pPr>
+      <w:r>
+        <w:rPr>
+          <w:rFonts w:ascii="Calibri" w:hAnsi="Calibri"/>
+          <w:sz w:val="22"/>
+        </w:rPr>
+        <w:t>nuxera_notification_approvals</w:t>
+      </w:r>
+    </w:p>
+    <w:p>
+      <w:pPr>
+        <w:pStyle w:val="ListBullet"/>
+      </w:pPr>
+      <w:r>
+        <w:rPr>
+          <w:rFonts w:ascii="Calibri" w:hAnsi="Calibri"/>
+          <w:sz w:val="22"/>
+        </w:rPr>
+        <w:t>nuxera_document_provenance</w:t>
+      </w:r>
+    </w:p>
+    <w:p>
+      <w:pPr>
+        <w:pStyle w:val="ListBullet"/>
+      </w:pPr>
+      <w:r>
+        <w:rPr>
+          <w:rFonts w:ascii="Calibri" w:hAnsi="Calibri"/>
+          <w:sz w:val="22"/>
+        </w:rPr>
+        <w:t>nuxera_regulatory_sources</w:t>
+      </w:r>
+    </w:p>
+    <w:p>
+      <w:pPr>
+        <w:pStyle w:val="ListBullet"/>
+      </w:pPr>
+      <w:r>
+        <w:rPr>
+          <w:rFonts w:ascii="Calibri" w:hAnsi="Calibri"/>
+          <w:sz w:val="22"/>
+        </w:rPr>
+        <w:t>nuxera_agent_runs</w:t>
+      </w:r>
+    </w:p>
+    <w:p>
+      <w:pPr>
+        <w:pStyle w:val="ListBullet"/>
+      </w:pPr>
+      <w:r>
+        <w:rPr>
+          <w:rFonts w:ascii="Calibri" w:hAnsi="Calibri"/>
+          <w:sz w:val="22"/>
+        </w:rPr>
+        <w:t>nuxera_jurisdiction_snapshots</w:t>
+      </w:r>
+    </w:p>
+    <w:p>
+      <w:pPr>
+        <w:pStyle w:val="Heading1"/>
+      </w:pPr>
+      <w:r>
+        <w:t>5. RLS y seguridad</w:t>
       </w:r>
     </w:p>
     <w:p>
@@ -263,75 +763,15 @@
           <w:rFonts w:ascii="Calibri" w:hAnsi="Calibri"/>
           <w:sz w:val="22"/>
         </w:rPr>
-        <w:t>Main layers:</w:t>
+        <w:t>1. Applicant A no ve B 2. Funding Provider no autorizado no ve file 3. Funding Provider solo ve data room permitido 4. Admin requiere rol 5. Service role solo flujos controlados 6. Agente recibe contexto filtrado 7. Correo no expone documents</w:t>
       </w:r>
     </w:p>
     <w:p>
       <w:pPr>
-        <w:pStyle w:val="ListBullet"/>
+        <w:pStyle w:val="Heading1"/>
       </w:pPr>
       <w:r>
-        <w:rPr>
-          <w:rFonts w:ascii="Calibri" w:hAnsi="Calibri"/>
-          <w:sz w:val="22"/>
-        </w:rPr>
-        <w:t>Frontend: public site, dashboard, applicant workspace, funding provider workspace and admin console.</w:t>
-      </w:r>
-    </w:p>
-    <w:p>
-      <w:pPr>
-        <w:pStyle w:val="ListBullet"/>
-      </w:pPr>
-      <w:r>
-        <w:rPr>
-          <w:rFonts w:ascii="Calibri" w:hAnsi="Calibri"/>
-          <w:sz w:val="22"/>
-        </w:rPr>
-        <w:t>Backend: protected routes, jurisdiction intelligence services, notification contracts, agent readiness and operational persistence.</w:t>
-      </w:r>
-    </w:p>
-    <w:p>
-      <w:pPr>
-        <w:pStyle w:val="ListBullet"/>
-      </w:pPr>
-      <w:r>
-        <w:rPr>
-          <w:rFonts w:ascii="Calibri" w:hAnsi="Calibri"/>
-          <w:sz w:val="22"/>
-        </w:rPr>
-        <w:t>Data: Supabase/SQL as the target for files, events, approvals, documents and traceability.</w:t>
-      </w:r>
-    </w:p>
-    <w:p>
-      <w:pPr>
-        <w:pStyle w:val="ListBullet"/>
-      </w:pPr>
-      <w:r>
-        <w:rPr>
-          <w:rFonts w:ascii="Calibri" w:hAnsi="Calibri"/>
-          <w:sz w:val="22"/>
-        </w:rPr>
-        <w:t>AI: OpenAI and Anthropic as primary providers; Kimi/DeepSeek as low-risk secondary providers; NVIDIA as experimental/non-critical.</w:t>
-      </w:r>
-    </w:p>
-    <w:p>
-      <w:pPr>
-        <w:pStyle w:val="ListBullet"/>
-      </w:pPr>
-      <w:r>
-        <w:rPr>
-          <w:rFonts w:ascii="Calibri" w:hAnsi="Calibri"/>
-          <w:sz w:val="22"/>
-        </w:rPr>
-        <w:t>Integrations: public sources, private APIs by agreement, transactional email and regulatory registers.</w:t>
-      </w:r>
-    </w:p>
-    <w:p>
-      <w:pPr>
-        <w:pStyle w:val="Heading1"/>
-      </w:pPr>
-      <w:r>
-        <w:t>2. Frontend</w:t>
+        <w:t>6. Notificaciones</w:t>
       </w:r>
     </w:p>
     <w:p>
@@ -340,7 +780,15 @@
           <w:rFonts w:ascii="Calibri" w:hAnsi="Calibri"/>
           <w:sz w:val="22"/>
         </w:rPr>
-        <w:t>The frontend must preserve three role boundaries:</w:t>
+        <w:t>Componentes: eventos, plantillas, outbox, proveedor, approvals, reintentos y logs. Fases: dry-run, sandbox, production limitada y production completa.</w:t>
+      </w:r>
+    </w:p>
+    <w:p>
+      <w:pPr>
+        <w:pStyle w:val="Heading1"/>
+      </w:pPr>
+      <w:r>
+        <w:t>7. Agentes</w:t>
       </w:r>
     </w:p>
     <w:p>
@@ -352,7 +800,7 @@
           <w:rFonts w:ascii="Calibri" w:hAnsi="Calibri"/>
           <w:sz w:val="22"/>
         </w:rPr>
-        <w:t>Applicant: prepares the file and sees own gaps.</w:t>
+        <w:t>Context Manifest obligatorio</w:t>
       </w:r>
     </w:p>
     <w:p>
@@ -364,7 +812,7 @@
           <w:rFonts w:ascii="Calibri" w:hAnsi="Calibri"/>
           <w:sz w:val="22"/>
         </w:rPr>
-        <w:t>Funding provider: reviews authorized files, committee material, jurisdiction and risk.</w:t>
+        <w:t>OpenAI/Anthropic principales</w:t>
       </w:r>
     </w:p>
     <w:p>
@@ -376,7 +824,63 @@
           <w:rFonts w:ascii="Calibri" w:hAnsi="Calibri"/>
           <w:sz w:val="22"/>
         </w:rPr>
-        <w:t>Admin: operates security, sources, gates, notifications, agents and readiness.</w:t>
+        <w:t>Kimi bajo riesgo</w:t>
+      </w:r>
+    </w:p>
+    <w:p>
+      <w:pPr>
+        <w:pStyle w:val="ListBullet"/>
+      </w:pPr>
+      <w:r>
+        <w:rPr>
+          <w:rFonts w:ascii="Calibri" w:hAnsi="Calibri"/>
+          <w:sz w:val="22"/>
+        </w:rPr>
+        <w:t>DeepSeek bajo riesgo detras de principales</w:t>
+      </w:r>
+    </w:p>
+    <w:p>
+      <w:pPr>
+        <w:pStyle w:val="ListBullet"/>
+      </w:pPr>
+      <w:r>
+        <w:rPr>
+          <w:rFonts w:ascii="Calibri" w:hAnsi="Calibri"/>
+          <w:sz w:val="22"/>
+        </w:rPr>
+        <w:t>NVIDIA experimental</w:t>
+      </w:r>
+    </w:p>
+    <w:p>
+      <w:pPr>
+        <w:pStyle w:val="ListBullet"/>
+      </w:pPr>
+      <w:r>
+        <w:rPr>
+          <w:rFonts w:ascii="Calibri" w:hAnsi="Calibri"/>
+          <w:sz w:val="22"/>
+        </w:rPr>
+        <w:t>Prohibido aprobar o emitir decision vinculante</w:t>
+      </w:r>
+    </w:p>
+    <w:p>
+      <w:pPr>
+        <w:pStyle w:val="ListBullet"/>
+      </w:pPr>
+      <w:r>
+        <w:rPr>
+          <w:rFonts w:ascii="Calibri" w:hAnsi="Calibri"/>
+          <w:sz w:val="22"/>
+        </w:rPr>
+        <w:t>Prohibido inventar evidencia o filtrar datos</w:t>
+      </w:r>
+    </w:p>
+    <w:p>
+      <w:pPr>
+        <w:pStyle w:val="Heading1"/>
+      </w:pPr>
+      <w:r>
+        <w:t>8. Jurisdiccion</w:t>
       </w:r>
     </w:p>
     <w:p>
@@ -385,7 +889,15 @@
           <w:rFonts w:ascii="Calibri" w:hAnsi="Calibri"/>
           <w:sz w:val="22"/>
         </w:rPr>
-        <w:t>Verified visual scenarios:</w:t>
+        <w:t>Analiza economico, politico, social, regulatorio, territorial, reputacional, documental, financiero, operativo, jurisdiccional. Cada conclusion necesita fuente, fecha, alcance, limitacion, confianza y siguiente accion.</w:t>
+      </w:r>
+    </w:p>
+    <w:p>
+      <w:pPr>
+        <w:pStyle w:val="Heading1"/>
+      </w:pPr>
+      <w:r>
+        <w:t>9. Medio Oriente</w:t>
       </w:r>
     </w:p>
     <w:p>
@@ -397,7 +909,7 @@
           <w:rFonts w:ascii="Calibri" w:hAnsi="Calibri"/>
           <w:sz w:val="22"/>
         </w:rPr>
-        <w:t>Public home.</w:t>
+        <w:t>UAE PASS</w:t>
       </w:r>
     </w:p>
     <w:p>
@@ -409,7 +921,7 @@
           <w:rFonts w:ascii="Calibri" w:hAnsi="Calibri"/>
           <w:sz w:val="22"/>
         </w:rPr>
-        <w:t>Applicant dashboard.</w:t>
+        <w:t>EOCN</w:t>
       </w:r>
     </w:p>
     <w:p>
@@ -421,7 +933,7 @@
           <w:rFonts w:ascii="Calibri" w:hAnsi="Calibri"/>
           <w:sz w:val="22"/>
         </w:rPr>
-        <w:t>Funding provider workspace.</w:t>
+        <w:t>SCA/CMA</w:t>
       </w:r>
     </w:p>
     <w:p>
@@ -433,7 +945,123 @@
           <w:rFonts w:ascii="Calibri" w:hAnsi="Calibri"/>
           <w:sz w:val="22"/>
         </w:rPr>
-        <w:t>Admin operations.</w:t>
+        <w:t>CBUAE</w:t>
+      </w:r>
+    </w:p>
+    <w:p>
+      <w:pPr>
+        <w:pStyle w:val="ListBullet"/>
+      </w:pPr>
+      <w:r>
+        <w:rPr>
+          <w:rFonts w:ascii="Calibri" w:hAnsi="Calibri"/>
+          <w:sz w:val="22"/>
+        </w:rPr>
+        <w:t>DFSA</w:t>
+      </w:r>
+    </w:p>
+    <w:p>
+      <w:pPr>
+        <w:pStyle w:val="ListBullet"/>
+      </w:pPr>
+      <w:r>
+        <w:rPr>
+          <w:rFonts w:ascii="Calibri" w:hAnsi="Calibri"/>
+          <w:sz w:val="22"/>
+        </w:rPr>
+        <w:t>FSRA/ADGM</w:t>
+      </w:r>
+    </w:p>
+    <w:p>
+      <w:pPr>
+        <w:pStyle w:val="ListBullet"/>
+      </w:pPr>
+      <w:r>
+        <w:rPr>
+          <w:rFonts w:ascii="Calibri" w:hAnsi="Calibri"/>
+          <w:sz w:val="22"/>
+        </w:rPr>
+        <w:t>ADGM Registration Authority</w:t>
+      </w:r>
+    </w:p>
+    <w:p>
+      <w:pPr>
+        <w:pStyle w:val="ListBullet"/>
+      </w:pPr>
+      <w:r>
+        <w:rPr>
+          <w:rFonts w:ascii="Calibri" w:hAnsi="Calibri"/>
+          <w:sz w:val="22"/>
+        </w:rPr>
+        <w:t>VARA</w:t>
+      </w:r>
+    </w:p>
+    <w:p>
+      <w:pPr>
+        <w:pStyle w:val="ListBullet"/>
+      </w:pPr>
+      <w:r>
+        <w:rPr>
+          <w:rFonts w:ascii="Calibri" w:hAnsi="Calibri"/>
+          <w:sz w:val="22"/>
+        </w:rPr>
+        <w:t>FTA</w:t>
+      </w:r>
+    </w:p>
+    <w:p>
+      <w:pPr>
+        <w:pStyle w:val="ListBullet"/>
+      </w:pPr>
+      <w:r>
+        <w:rPr>
+          <w:rFonts w:ascii="Calibri" w:hAnsi="Calibri"/>
+          <w:sz w:val="22"/>
+        </w:rPr>
+        <w:t>National Economic Registry</w:t>
+      </w:r>
+    </w:p>
+    <w:p>
+      <w:pPr>
+        <w:pStyle w:val="ListBullet"/>
+      </w:pPr>
+      <w:r>
+        <w:rPr>
+          <w:rFonts w:ascii="Calibri" w:hAnsi="Calibri"/>
+          <w:sz w:val="22"/>
+        </w:rPr>
+        <w:t>DET/DED Dubai</w:t>
+      </w:r>
+    </w:p>
+    <w:p>
+      <w:pPr>
+        <w:pStyle w:val="ListBullet"/>
+      </w:pPr>
+      <w:r>
+        <w:rPr>
+          <w:rFonts w:ascii="Calibri" w:hAnsi="Calibri"/>
+          <w:sz w:val="22"/>
+        </w:rPr>
+        <w:t>ADDED Abu Dhabi</w:t>
+      </w:r>
+    </w:p>
+    <w:p>
+      <w:pPr>
+        <w:pStyle w:val="ListBullet"/>
+      </w:pPr>
+      <w:r>
+        <w:rPr>
+          <w:rFonts w:ascii="Calibri" w:hAnsi="Calibri"/>
+          <w:sz w:val="22"/>
+        </w:rPr>
+        <w:t>registros economicos locales</w:t>
+      </w:r>
+    </w:p>
+    <w:p>
+      <w:pPr>
+        <w:pStyle w:val="Heading1"/>
+      </w:pPr>
+      <w:r>
+        <w:t>10. Deploy y cutover</w:t>
       </w:r>
     </w:p>
     <w:p>
@@ -442,7 +1070,7 @@
           <w:rFonts w:ascii="Calibri" w:hAnsi="Calibri"/>
           <w:sz w:val="22"/>
         </w:rPr>
-        <w:t>Screenshots are stored in `docs/nuxera-migration/docs/migration/assets/qa-2026-07-29/`.</w:t>
+        <w:t>1. Congelar cambios 2. Ejecutar tests 3. Validar Vercel 4. Calentar backend 5. Validar RLS 6. Validar sandbox correo 7. Revisar URLs Nexus 8. Redirigir a NUXERA 9. Mantener rollback 10. Monitorear 24-48h</w:t>
       </w:r>
     </w:p>
     <w:p>
@@ -450,7 +1078,87 @@
         <w:pStyle w:val="Heading1"/>
       </w:pPr>
       <w:r>
-        <w:t>3. Backend and Contracts</w:t>
+        <w:t>11. Pruebas recientes</w:t>
+      </w:r>
+    </w:p>
+    <w:p>
+      <w:pPr>
+        <w:pStyle w:val="ListBullet"/>
+      </w:pPr>
+      <w:r>
+        <w:rPr>
+          <w:rFonts w:ascii="Calibri" w:hAnsi="Calibri"/>
+          <w:sz w:val="22"/>
+        </w:rPr>
+        <w:t>Backend 86/86</w:t>
+      </w:r>
+    </w:p>
+    <w:p>
+      <w:pPr>
+        <w:pStyle w:val="ListBullet"/>
+      </w:pPr>
+      <w:r>
+        <w:rPr>
+          <w:rFonts w:ascii="Calibri" w:hAnsi="Calibri"/>
+          <w:sz w:val="22"/>
+        </w:rPr>
+        <w:t>Frontend 125/125</w:t>
+      </w:r>
+    </w:p>
+    <w:p>
+      <w:pPr>
+        <w:pStyle w:val="ListBullet"/>
+      </w:pPr>
+      <w:r>
+        <w:rPr>
+          <w:rFonts w:ascii="Calibri" w:hAnsi="Calibri"/>
+          <w:sz w:val="22"/>
+        </w:rPr>
+        <w:t>Build Vite passed</w:t>
+      </w:r>
+    </w:p>
+    <w:p>
+      <w:pPr>
+        <w:pStyle w:val="ListBullet"/>
+      </w:pPr>
+      <w:r>
+        <w:rPr>
+          <w:rFonts w:ascii="Calibri" w:hAnsi="Calibri"/>
+          <w:sz w:val="22"/>
+        </w:rPr>
+        <w:t>QA visual 4/4</w:t>
+      </w:r>
+    </w:p>
+    <w:p>
+      <w:pPr>
+        <w:pStyle w:val="ListBullet"/>
+      </w:pPr>
+      <w:r>
+        <w:rPr>
+          <w:rFonts w:ascii="Calibri" w:hAnsi="Calibri"/>
+          <w:sz w:val="22"/>
+        </w:rPr>
+        <w:t>Vercel HTTP 200</w:t>
+      </w:r>
+    </w:p>
+    <w:p>
+      <w:pPr>
+        <w:pStyle w:val="ListBullet"/>
+      </w:pPr>
+      <w:r>
+        <w:rPr>
+          <w:rFonts w:ascii="Calibri" w:hAnsi="Calibri"/>
+          <w:sz w:val="22"/>
+        </w:rPr>
+        <w:t>Render timeout 20s pendiente</w:t>
+      </w:r>
+    </w:p>
+    <w:p>
+      <w:pPr>
+        <w:pStyle w:val="Heading1"/>
+      </w:pPr>
+      <w:r>
+        <w:t>14. Contratos de servicio esperados</w:t>
       </w:r>
     </w:p>
     <w:p>
@@ -459,79 +1167,15 @@
           <w:rFonts w:ascii="Calibri" w:hAnsi="Calibri"/>
           <w:sz w:val="22"/>
         </w:rPr>
-        <w:t>Relevant modeled services:</w:t>
+        <w:t>Cada servicio backend debe tener entrada, salida, errores controlados y logs. La salida debe ser JSON trazable y no debe depender de textos ambiguos.</w:t>
       </w:r>
     </w:p>
     <w:p>
       <w:pPr>
-        <w:pStyle w:val="ListBullet"/>
+        <w:pStyle w:val="Heading3"/>
       </w:pPr>
       <w:r>
-        <w:rPr>
-          <w:rFonts w:ascii="Consolas" w:hAnsi="Consolas"/>
-          <w:color w:val="0B2545"/>
-          <w:sz w:val="19"/>
-        </w:rPr>
-        <w:t>nuxeraJurisdictionIntelligenceService</w:t>
-      </w:r>
-      <w:r>
-        <w:rPr>
-          <w:rFonts w:ascii="Calibri" w:hAnsi="Calibri"/>
-          <w:sz w:val="22"/>
-        </w:rPr>
-        <w:t>: produces jurisdiction analysis, regulatory sources, scope, limitations and source acquisition planning.</w:t>
-      </w:r>
-    </w:p>
-    <w:p>
-      <w:pPr>
-        <w:pStyle w:val="ListBullet"/>
-      </w:pPr>
-      <w:r>
-        <w:rPr>
-          <w:rFonts w:ascii="Consolas" w:hAnsi="Consolas"/>
-          <w:color w:val="0B2545"/>
-          <w:sz w:val="19"/>
-        </w:rPr>
-        <w:t>nuxeraOperationalPersistenceService</w:t>
-      </w:r>
-      <w:r>
-        <w:rPr>
-          <w:rFonts w:ascii="Calibri" w:hAnsi="Calibri"/>
-          <w:sz w:val="22"/>
-        </w:rPr>
-        <w:t>: defines operating events and gates before writing NUXERA state.</w:t>
-      </w:r>
-    </w:p>
-    <w:p>
-      <w:pPr>
-        <w:pStyle w:val="ListBullet"/>
-      </w:pPr>
-      <w:r>
-        <w:rPr>
-          <w:rFonts w:ascii="Consolas" w:hAnsi="Consolas"/>
-          <w:color w:val="0B2545"/>
-          <w:sz w:val="19"/>
-        </w:rPr>
-        <w:t>nuxeraConversationAgentReadinessService</w:t>
-      </w:r>
-      <w:r>
-        <w:rPr>
-          <w:rFonts w:ascii="Calibri" w:hAnsi="Calibri"/>
-          <w:sz w:val="22"/>
-        </w:rPr>
-        <w:t>: defines context manifest, agent restrictions and provider policy by risk.</w:t>
-      </w:r>
-    </w:p>
-    <w:p>
-      <w:pPr>
-        <w:pStyle w:val="ListBullet"/>
-      </w:pPr>
-      <w:r>
-        <w:rPr>
-          <w:rFonts w:ascii="Calibri" w:hAnsi="Calibri"/>
-          <w:sz w:val="22"/>
-        </w:rPr>
-        <w:t>NUXERA routes: expose readiness, jurisdiction evidence and persistence plans behind authentication.</w:t>
+        <w:t>Contrato jurisdiction-readiness</w:t>
       </w:r>
     </w:p>
     <w:p>
@@ -540,15 +1184,15 @@
           <w:rFonts w:ascii="Calibri" w:hAnsi="Calibri"/>
           <w:sz w:val="22"/>
         </w:rPr>
-        <w:t>Technical principle: every sensitive operation must fail closed without token, role and authorization. LocalStorage demos support visual QA only; they do not prove production authorization.</w:t>
+        <w:t>Entrada: orderId, usuario, rol, idioma y contexto autorizado. Salida: status, evidence, limitations, nextActions y traceId. Errores: AUTH_MISSING, AUTH_FORBIDDEN, SOURCE_UNAVAILABLE, VALIDATION_FAILED. Pruebas: sin token debe fallar cerrado; con rol incorrecto debe negar; con contexto valido debe responder sin filtrar datos ajenos.</w:t>
       </w:r>
     </w:p>
     <w:p>
       <w:pPr>
-        <w:pStyle w:val="Heading1"/>
+        <w:pStyle w:val="Heading3"/>
       </w:pPr>
       <w:r>
-        <w:t>4. Agents and AI Providers</w:t>
+        <w:t>Contrato grantor-jurisdiction-evidence</w:t>
       </w:r>
     </w:p>
     <w:p>
@@ -557,67 +1201,15 @@
           <w:rFonts w:ascii="Calibri" w:hAnsi="Calibri"/>
           <w:sz w:val="22"/>
         </w:rPr>
-        <w:t>Recommended provider policy:</w:t>
+        <w:t>Entrada: orderId, usuario, rol, idioma y contexto autorizado. Salida: status, evidence, limitations, nextActions y traceId. Errores: AUTH_MISSING, AUTH_FORBIDDEN, SOURCE_UNAVAILABLE, VALIDATION_FAILED. Pruebas: sin token debe fallar cerrado; con rol incorrecto debe negar; con contexto valido debe responder sin filtrar datos ajenos.</w:t>
       </w:r>
     </w:p>
     <w:p>
       <w:pPr>
-        <w:pStyle w:val="ListBullet"/>
+        <w:pStyle w:val="Heading3"/>
       </w:pPr>
       <w:r>
-        <w:rPr>
-          <w:rFonts w:ascii="Calibri" w:hAnsi="Calibri"/>
-          <w:sz w:val="22"/>
-        </w:rPr>
-        <w:t>OpenAI: reasoning, complex analysis, primary agents and higher-sensitivity compliance tasks.</w:t>
-      </w:r>
-    </w:p>
-    <w:p>
-      <w:pPr>
-        <w:pStyle w:val="ListBullet"/>
-      </w:pPr>
-      <w:r>
-        <w:rPr>
-          <w:rFonts w:ascii="Calibri" w:hAnsi="Calibri"/>
-          <w:sz w:val="22"/>
-        </w:rPr>
-        <w:t>Anthropic: document analysis, long explanations, second primary provider and serious fallback.</w:t>
-      </w:r>
-    </w:p>
-    <w:p>
-      <w:pPr>
-        <w:pStyle w:val="ListBullet"/>
-      </w:pPr>
-      <w:r>
-        <w:rPr>
-          <w:rFonts w:ascii="Calibri" w:hAnsi="Calibri"/>
-          <w:sz w:val="22"/>
-        </w:rPr>
-        <w:t>Kimi: low-cost provider for low-risk tasks, drafts, preliminary classification, non-binding summaries and internal support.</w:t>
-      </w:r>
-    </w:p>
-    <w:p>
-      <w:pPr>
-        <w:pStyle w:val="ListBullet"/>
-      </w:pPr>
-      <w:r>
-        <w:rPr>
-          <w:rFonts w:ascii="Calibri" w:hAnsi="Calibri"/>
-          <w:sz w:val="22"/>
-        </w:rPr>
-        <w:t>DeepSeek: keep behind primary providers and only use for low-risk work when cost/benefit supports it.</w:t>
-      </w:r>
-    </w:p>
-    <w:p>
-      <w:pPr>
-        <w:pStyle w:val="ListBullet"/>
-      </w:pPr>
-      <w:r>
-        <w:rPr>
-          <w:rFonts w:ascii="Calibri" w:hAnsi="Calibri"/>
-          <w:sz w:val="22"/>
-        </w:rPr>
-        <w:t>NVIDIA: experimental; presentation or cutover should not depend on it.</w:t>
+        <w:t>Contrato operational-persistence-plan</w:t>
       </w:r>
     </w:p>
     <w:p>
@@ -626,91 +1218,15 @@
           <w:rFonts w:ascii="Calibri" w:hAnsi="Calibri"/>
           <w:sz w:val="22"/>
         </w:rPr>
-        <w:t>The agent should be grounded in:</w:t>
+        <w:t>Entrada: orderId, usuario, rol, idioma y contexto autorizado. Salida: status, evidence, limitations, nextActions y traceId. Errores: AUTH_MISSING, AUTH_FORBIDDEN, SOURCE_UNAVAILABLE, VALIDATION_FAILED. Pruebas: sin token debe fallar cerrado; con rol incorrecto debe negar; con contexto valido debe responder sin filtrar datos ajenos.</w:t>
       </w:r>
     </w:p>
     <w:p>
       <w:pPr>
-        <w:pStyle w:val="ListBullet"/>
+        <w:pStyle w:val="Heading3"/>
       </w:pPr>
       <w:r>
-        <w:rPr>
-          <w:rFonts w:ascii="Calibri" w:hAnsi="Calibri"/>
-          <w:sz w:val="22"/>
-        </w:rPr>
-        <w:t>File metadata.</w:t>
-      </w:r>
-    </w:p>
-    <w:p>
-      <w:pPr>
-        <w:pStyle w:val="ListBullet"/>
-      </w:pPr>
-      <w:r>
-        <w:rPr>
-          <w:rFonts w:ascii="Calibri" w:hAnsi="Calibri"/>
-          <w:sz w:val="22"/>
-        </w:rPr>
-        <w:t>Checklist and requirements.</w:t>
-      </w:r>
-    </w:p>
-    <w:p>
-      <w:pPr>
-        <w:pStyle w:val="ListBullet"/>
-      </w:pPr>
-      <w:r>
-        <w:rPr>
-          <w:rFonts w:ascii="Calibri" w:hAnsi="Calibri"/>
-          <w:sz w:val="22"/>
-        </w:rPr>
-        <w:t>Authorized documents.</w:t>
-      </w:r>
-    </w:p>
-    <w:p>
-      <w:pPr>
-        <w:pStyle w:val="ListBullet"/>
-      </w:pPr>
-      <w:r>
-        <w:rPr>
-          <w:rFonts w:ascii="Calibri" w:hAnsi="Calibri"/>
-          <w:sz w:val="22"/>
-        </w:rPr>
-        <w:t>Event history.</w:t>
-      </w:r>
-    </w:p>
-    <w:p>
-      <w:pPr>
-        <w:pStyle w:val="ListBullet"/>
-      </w:pPr>
-      <w:r>
-        <w:rPr>
-          <w:rFonts w:ascii="Calibri" w:hAnsi="Calibri"/>
-          <w:sz w:val="22"/>
-        </w:rPr>
-        <w:t>Notification state.</w:t>
-      </w:r>
-    </w:p>
-    <w:p>
-      <w:pPr>
-        <w:pStyle w:val="ListBullet"/>
-      </w:pPr>
-      <w:r>
-        <w:rPr>
-          <w:rFonts w:ascii="Calibri" w:hAnsi="Calibri"/>
-          <w:sz w:val="22"/>
-        </w:rPr>
-        <w:t>Regulatory sources.</w:t>
-      </w:r>
-    </w:p>
-    <w:p>
-      <w:pPr>
-        <w:pStyle w:val="ListBullet"/>
-      </w:pPr>
-      <w:r>
-        <w:rPr>
-          <w:rFonts w:ascii="Calibri" w:hAnsi="Calibri"/>
-          <w:sz w:val="22"/>
-        </w:rPr>
-        <w:t>Country/state/city context.</w:t>
+        <w:t>Contrato conversation-agent-readiness</w:t>
       </w:r>
     </w:p>
     <w:p>
@@ -719,75 +1235,15 @@
           <w:rFonts w:ascii="Calibri" w:hAnsi="Calibri"/>
           <w:sz w:val="22"/>
         </w:rPr>
-        <w:t>Restrictions:</w:t>
+        <w:t>Entrada: orderId, usuario, rol, idioma y contexto autorizado. Salida: status, evidence, limitations, nextActions y traceId. Errores: AUTH_MISSING, AUTH_FORBIDDEN, SOURCE_UNAVAILABLE, VALIDATION_FAILED. Pruebas: sin token debe fallar cerrado; con rol incorrecto debe negar; con contexto valido debe responder sin filtrar datos ajenos.</w:t>
       </w:r>
     </w:p>
     <w:p>
       <w:pPr>
-        <w:pStyle w:val="ListBullet"/>
+        <w:pStyle w:val="Heading3"/>
       </w:pPr>
       <w:r>
-        <w:rPr>
-          <w:rFonts w:ascii="Calibri" w:hAnsi="Calibri"/>
-          <w:sz w:val="22"/>
-        </w:rPr>
-        <w:t>No financing approval.</w:t>
-      </w:r>
-    </w:p>
-    <w:p>
-      <w:pPr>
-        <w:pStyle w:val="ListBullet"/>
-      </w:pPr>
-      <w:r>
-        <w:rPr>
-          <w:rFonts w:ascii="Calibri" w:hAnsi="Calibri"/>
-          <w:sz w:val="22"/>
-        </w:rPr>
-        <w:t>No email sending without a gate.</w:t>
-      </w:r>
-    </w:p>
-    <w:p>
-      <w:pPr>
-        <w:pStyle w:val="ListBullet"/>
-      </w:pPr>
-      <w:r>
-        <w:rPr>
-          <w:rFonts w:ascii="Calibri" w:hAnsi="Calibri"/>
-          <w:sz w:val="22"/>
-        </w:rPr>
-        <w:t>No cross-user data exposure.</w:t>
-      </w:r>
-    </w:p>
-    <w:p>
-      <w:pPr>
-        <w:pStyle w:val="ListBullet"/>
-      </w:pPr>
-      <w:r>
-        <w:rPr>
-          <w:rFonts w:ascii="Calibri" w:hAnsi="Calibri"/>
-          <w:sz w:val="22"/>
-        </w:rPr>
-        <w:t>No invented evidence.</w:t>
-      </w:r>
-    </w:p>
-    <w:p>
-      <w:pPr>
-        <w:pStyle w:val="ListBullet"/>
-      </w:pPr>
-      <w:r>
-        <w:rPr>
-          <w:rFonts w:ascii="Calibri" w:hAnsi="Calibri"/>
-          <w:sz w:val="22"/>
-        </w:rPr>
-        <w:t>No treating conditional sources as verified live sources.</w:t>
-      </w:r>
-    </w:p>
-    <w:p>
-      <w:pPr>
-        <w:pStyle w:val="Heading1"/>
-      </w:pPr>
-      <w:r>
-        <w:t>5. Notifications</w:t>
+        <w:t>Contrato notification-approval-plan</w:t>
       </w:r>
     </w:p>
     <w:p>
@@ -796,7 +1252,15 @@
           <w:rFonts w:ascii="Calibri" w:hAnsi="Calibri"/>
           <w:sz w:val="22"/>
         </w:rPr>
-        <w:t>Email delivery should move through phases:</w:t>
+        <w:t>Entrada: orderId, usuario, rol, idioma y contexto autorizado. Salida: status, evidence, limitations, nextActions y traceId. Errores: AUTH_MISSING, AUTH_FORBIDDEN, SOURCE_UNAVAILABLE, VALIDATION_FAILED. Pruebas: sin token debe fallar cerrado; con rol incorrecto debe negar; con contexto valido debe responder sin filtrar datos ajenos.</w:t>
+      </w:r>
+    </w:p>
+    <w:p>
+      <w:pPr>
+        <w:pStyle w:val="Heading3"/>
+      </w:pPr>
+      <w:r>
+        <w:t>Contrato document-provenance</w:t>
       </w:r>
     </w:p>
     <w:p>
@@ -805,7 +1269,15 @@
           <w:rFonts w:ascii="Calibri" w:hAnsi="Calibri"/>
           <w:sz w:val="22"/>
         </w:rPr>
-        <w:t>1. Local dry-run: generate payloads and templates, no delivery. 2. Sandbox: send only to approved recipients, no sensitive attachments. 3. Limited production: low-sensitivity events with logs and retries. 4. Full production: requires legal/privacy approval, signed-off templates and monitoring.</w:t>
+        <w:t>Entrada: orderId, usuario, rol, idioma y contexto autorizado. Salida: status, evidence, limitations, nextActions y traceId. Errores: AUTH_MISSING, AUTH_FORBIDDEN, SOURCE_UNAVAILABLE, VALIDATION_FAILED. Pruebas: sin token debe fallar cerrado; con rol incorrecto debe negar; con contexto valido debe responder sin filtrar datos ajenos.</w:t>
+      </w:r>
+    </w:p>
+    <w:p>
+      <w:pPr>
+        <w:pStyle w:val="Heading3"/>
+      </w:pPr>
+      <w:r>
+        <w:t>Contrato case-events</w:t>
       </w:r>
     </w:p>
     <w:p>
@@ -814,111 +1286,15 @@
           <w:rFonts w:ascii="Calibri" w:hAnsi="Calibri"/>
           <w:sz w:val="22"/>
         </w:rPr>
-        <w:t>Suggested events:</w:t>
+        <w:t>Entrada: orderId, usuario, rol, idioma y contexto autorizado. Salida: status, evidence, limitations, nextActions y traceId. Errores: AUTH_MISSING, AUTH_FORBIDDEN, SOURCE_UNAVAILABLE, VALIDATION_FAILED. Pruebas: sin token debe fallar cerrado; con rol incorrecto debe negar; con contexto valido debe responder sin filtrar datos ajenos.</w:t>
       </w:r>
     </w:p>
     <w:p>
       <w:pPr>
-        <w:pStyle w:val="ListBullet"/>
+        <w:pStyle w:val="Heading1"/>
       </w:pPr>
       <w:r>
-        <w:rPr>
-          <w:rFonts w:ascii="Calibri" w:hAnsi="Calibri"/>
-          <w:sz w:val="22"/>
-        </w:rPr>
-        <w:t>File created.</w:t>
-      </w:r>
-    </w:p>
-    <w:p>
-      <w:pPr>
-        <w:pStyle w:val="ListBullet"/>
-      </w:pPr>
-      <w:r>
-        <w:rPr>
-          <w:rFonts w:ascii="Calibri" w:hAnsi="Calibri"/>
-          <w:sz w:val="22"/>
-        </w:rPr>
-        <w:t>Missing document.</w:t>
-      </w:r>
-    </w:p>
-    <w:p>
-      <w:pPr>
-        <w:pStyle w:val="ListBullet"/>
-      </w:pPr>
-      <w:r>
-        <w:rPr>
-          <w:rFonts w:ascii="Calibri" w:hAnsi="Calibri"/>
-          <w:sz w:val="22"/>
-        </w:rPr>
-        <w:t>Evidence received.</w:t>
-      </w:r>
-    </w:p>
-    <w:p>
-      <w:pPr>
-        <w:pStyle w:val="ListBullet"/>
-      </w:pPr>
-      <w:r>
-        <w:rPr>
-          <w:rFonts w:ascii="Calibri" w:hAnsi="Calibri"/>
-          <w:sz w:val="22"/>
-        </w:rPr>
-        <w:t>Status changed.</w:t>
-      </w:r>
-    </w:p>
-    <w:p>
-      <w:pPr>
-        <w:pStyle w:val="ListBullet"/>
-      </w:pPr>
-      <w:r>
-        <w:rPr>
-          <w:rFonts w:ascii="Calibri" w:hAnsi="Calibri"/>
-          <w:sz w:val="22"/>
-        </w:rPr>
-        <w:t>Data room invitation.</w:t>
-      </w:r>
-    </w:p>
-    <w:p>
-      <w:pPr>
-        <w:pStyle w:val="ListBullet"/>
-      </w:pPr>
-      <w:r>
-        <w:rPr>
-          <w:rFonts w:ascii="Calibri" w:hAnsi="Calibri"/>
-          <w:sz w:val="22"/>
-        </w:rPr>
-        <w:t>SLA approaching breach.</w:t>
-      </w:r>
-    </w:p>
-    <w:p>
-      <w:pPr>
-        <w:pStyle w:val="ListBullet"/>
-      </w:pPr>
-      <w:r>
-        <w:rPr>
-          <w:rFonts w:ascii="Calibri" w:hAnsi="Calibri"/>
-          <w:sz w:val="22"/>
-        </w:rPr>
-        <w:t>Human review required.</w:t>
-      </w:r>
-    </w:p>
-    <w:p>
-      <w:pPr>
-        <w:pStyle w:val="ListBullet"/>
-      </w:pPr>
-      <w:r>
-        <w:rPr>
-          <w:rFonts w:ascii="Calibri" w:hAnsi="Calibri"/>
-          <w:sz w:val="22"/>
-        </w:rPr>
-        <w:t>Committee decision pending or recorded.</w:t>
-      </w:r>
-    </w:p>
-    <w:p>
-      <w:pPr>
-        <w:pStyle w:val="Heading1"/>
-      </w:pPr>
-      <w:r>
-        <w:t>6. Data, RLS and Persistence</w:t>
+        <w:t>15. Matriz RLS tecnica</w:t>
       </w:r>
     </w:p>
     <w:p>
@@ -927,7 +1303,7 @@
           <w:rFonts w:ascii="Calibri" w:hAnsi="Calibri"/>
           <w:sz w:val="22"/>
         </w:rPr>
-        <w:t>Before full production, validate:</w:t>
+        <w:t>RLS debe probarse por tabla y rol.</w:t>
       </w:r>
     </w:p>
     <w:p>
@@ -939,7 +1315,7 @@
           <w:rFonts w:ascii="Calibri" w:hAnsi="Calibri"/>
           <w:sz w:val="22"/>
         </w:rPr>
-        <w:t>Case event tables.</w:t>
+        <w:t>applicant can select own files only</w:t>
       </w:r>
     </w:p>
     <w:p>
@@ -951,7 +1327,7 @@
           <w:rFonts w:ascii="Calibri" w:hAnsi="Calibri"/>
           <w:sz w:val="22"/>
         </w:rPr>
-        <w:t>Notification approval ledger/table.</w:t>
+        <w:t>applicant cannot select other applicant files</w:t>
       </w:r>
     </w:p>
     <w:p>
@@ -963,7 +1339,7 @@
           <w:rFonts w:ascii="Calibri" w:hAnsi="Calibri"/>
           <w:sz w:val="22"/>
         </w:rPr>
-        <w:t>Document provenance evidence.</w:t>
+        <w:t>grantor can select authorized data rooms only</w:t>
       </w:r>
     </w:p>
     <w:p>
@@ -975,7 +1351,7 @@
           <w:rFonts w:ascii="Calibri" w:hAnsi="Calibri"/>
           <w:sz w:val="22"/>
         </w:rPr>
-        <w:t>RLS policies for applicant, funding provider and admin.</w:t>
+        <w:t>grantor cannot select unshared documents</w:t>
       </w:r>
     </w:p>
     <w:p>
@@ -987,7 +1363,7 @@
           <w:rFonts w:ascii="Calibri" w:hAnsi="Calibri"/>
           <w:sz w:val="22"/>
         </w:rPr>
-        <w:t>Real or staging-equivalent tokens.</w:t>
+        <w:t>admin can access operational panels only with privileged role</w:t>
       </w:r>
     </w:p>
     <w:p>
@@ -999,7 +1375,7 @@
           <w:rFonts w:ascii="Calibri" w:hAnsi="Calibri"/>
           <w:sz w:val="22"/>
         </w:rPr>
-        <w:t>Applicant cannot access another applicant's file.</w:t>
+        <w:t>service role writes require explicit backend gate</w:t>
       </w:r>
     </w:p>
     <w:p>
@@ -1011,7 +1387,15 @@
           <w:rFonts w:ascii="Calibri" w:hAnsi="Calibri"/>
           <w:sz w:val="22"/>
         </w:rPr>
-        <w:t>Funding provider only sees authorized data rooms.</w:t>
+        <w:t>agent context query must apply same filters as user role</w:t>
+      </w:r>
+    </w:p>
+    <w:p>
+      <w:pPr>
+        <w:pStyle w:val="Heading1"/>
+      </w:pPr>
+      <w:r>
+        <w:t>16. Variables y compuertas</w:t>
       </w:r>
     </w:p>
     <w:p>
@@ -1023,15 +1407,203 @@
           <w:rFonts w:ascii="Calibri" w:hAnsi="Calibri"/>
           <w:sz w:val="22"/>
         </w:rPr>
-        <w:t>Admin requires privileged role.</w:t>
+        <w:t>NUXERA_WRITE_ENABLED controla escrituras reales</w:t>
       </w:r>
     </w:p>
     <w:p>
       <w:pPr>
+        <w:pStyle w:val="ListBullet"/>
+      </w:pPr>
+      <w:r>
+        <w:rPr>
+          <w:rFonts w:ascii="Calibri" w:hAnsi="Calibri"/>
+          <w:sz w:val="22"/>
+        </w:rPr>
+        <w:t>NOTIFICATION_DRY_RUN controla envio</w:t>
+      </w:r>
+    </w:p>
+    <w:p>
+      <w:pPr>
+        <w:pStyle w:val="ListBullet"/>
+      </w:pPr>
+      <w:r>
+        <w:rPr>
+          <w:rFonts w:ascii="Calibri" w:hAnsi="Calibri"/>
+          <w:sz w:val="22"/>
+        </w:rPr>
+        <w:t>AGENT_RUNTIME_ENABLED controla chat live</w:t>
+      </w:r>
+    </w:p>
+    <w:p>
+      <w:pPr>
+        <w:pStyle w:val="ListBullet"/>
+      </w:pPr>
+      <w:r>
+        <w:rPr>
+          <w:rFonts w:ascii="Calibri" w:hAnsi="Calibri"/>
+          <w:sz w:val="22"/>
+        </w:rPr>
+        <w:t>SOURCE_PRIVATE_CONNECTORS_ENABLED controla APIs privadas</w:t>
+      </w:r>
+    </w:p>
+    <w:p>
+      <w:pPr>
+        <w:pStyle w:val="ListBullet"/>
+      </w:pPr>
+      <w:r>
+        <w:rPr>
+          <w:rFonts w:ascii="Calibri" w:hAnsi="Calibri"/>
+          <w:sz w:val="22"/>
+        </w:rPr>
+        <w:t>RLS_PHASE2_VERIFIED documenta evidencia antes de cutover</w:t>
+      </w:r>
+    </w:p>
+    <w:p>
+      <w:pPr>
+        <w:pStyle w:val="ListBullet"/>
+      </w:pPr>
+      <w:r>
+        <w:rPr>
+          <w:rFonts w:ascii="Calibri" w:hAnsi="Calibri"/>
+          <w:sz w:val="22"/>
+        </w:rPr>
+        <w:t>BACKEND_HEALTH_REQUIRED bloquea demo API si Render no responde</w:t>
+      </w:r>
+    </w:p>
+    <w:p>
+      <w:pPr>
         <w:pStyle w:val="Heading1"/>
       </w:pPr>
       <w:r>
-        <w:t>7. Regulators and Country/City Intelligence</w:t>
+        <w:t>17. Observabilidad ampliada</w:t>
+      </w:r>
+    </w:p>
+    <w:p>
+      <w:pPr>
+        <w:pStyle w:val="ListBullet"/>
+      </w:pPr>
+      <w:r>
+        <w:rPr>
+          <w:rFonts w:ascii="Calibri" w:hAnsi="Calibri"/>
+          <w:sz w:val="22"/>
+        </w:rPr>
+        <w:t>traceId por request</w:t>
+      </w:r>
+    </w:p>
+    <w:p>
+      <w:pPr>
+        <w:pStyle w:val="ListBullet"/>
+      </w:pPr>
+      <w:r>
+        <w:rPr>
+          <w:rFonts w:ascii="Calibri" w:hAnsi="Calibri"/>
+          <w:sz w:val="22"/>
+        </w:rPr>
+        <w:t>userId y role en logs seguros</w:t>
+      </w:r>
+    </w:p>
+    <w:p>
+      <w:pPr>
+        <w:pStyle w:val="ListBullet"/>
+      </w:pPr>
+      <w:r>
+        <w:rPr>
+          <w:rFonts w:ascii="Calibri" w:hAnsi="Calibri"/>
+          <w:sz w:val="22"/>
+        </w:rPr>
+        <w:t>latencia por endpoint</w:t>
+      </w:r>
+    </w:p>
+    <w:p>
+      <w:pPr>
+        <w:pStyle w:val="ListBullet"/>
+      </w:pPr>
+      <w:r>
+        <w:rPr>
+          <w:rFonts w:ascii="Calibri" w:hAnsi="Calibri"/>
+          <w:sz w:val="22"/>
+        </w:rPr>
+        <w:t>errores por proveedor IA</w:t>
+      </w:r>
+    </w:p>
+    <w:p>
+      <w:pPr>
+        <w:pStyle w:val="ListBullet"/>
+      </w:pPr>
+      <w:r>
+        <w:rPr>
+          <w:rFonts w:ascii="Calibri" w:hAnsi="Calibri"/>
+          <w:sz w:val="22"/>
+        </w:rPr>
+        <w:t>eventos de notificacion</w:t>
+      </w:r>
+    </w:p>
+    <w:p>
+      <w:pPr>
+        <w:pStyle w:val="ListBullet"/>
+      </w:pPr>
+      <w:r>
+        <w:rPr>
+          <w:rFonts w:ascii="Calibri" w:hAnsi="Calibri"/>
+          <w:sz w:val="22"/>
+        </w:rPr>
+        <w:t>fallas de correo</w:t>
+      </w:r>
+    </w:p>
+    <w:p>
+      <w:pPr>
+        <w:pStyle w:val="ListBullet"/>
+      </w:pPr>
+      <w:r>
+        <w:rPr>
+          <w:rFonts w:ascii="Calibri" w:hAnsi="Calibri"/>
+          <w:sz w:val="22"/>
+        </w:rPr>
+        <w:t>fuentes consultadas</w:t>
+      </w:r>
+    </w:p>
+    <w:p>
+      <w:pPr>
+        <w:pStyle w:val="ListBullet"/>
+      </w:pPr>
+      <w:r>
+        <w:rPr>
+          <w:rFonts w:ascii="Calibri" w:hAnsi="Calibri"/>
+          <w:sz w:val="22"/>
+        </w:rPr>
+        <w:t>limitaciones devueltas</w:t>
+      </w:r>
+    </w:p>
+    <w:p>
+      <w:pPr>
+        <w:pStyle w:val="ListBullet"/>
+      </w:pPr>
+      <w:r>
+        <w:rPr>
+          <w:rFonts w:ascii="Calibri" w:hAnsi="Calibri"/>
+          <w:sz w:val="22"/>
+        </w:rPr>
+        <w:t>intentos de acceso denegado</w:t>
+      </w:r>
+    </w:p>
+    <w:p>
+      <w:pPr>
+        <w:pStyle w:val="ListBullet"/>
+      </w:pPr>
+      <w:r>
+        <w:rPr>
+          <w:rFonts w:ascii="Calibri" w:hAnsi="Calibri"/>
+          <w:sz w:val="22"/>
+        </w:rPr>
+        <w:t>metricas de cold start backend</w:t>
+      </w:r>
+    </w:p>
+    <w:p>
+      <w:pPr>
+        <w:pStyle w:val="Heading1"/>
+      </w:pPr>
+      <w:r>
+        <w:t>18. Plan de hardening</w:t>
       </w:r>
     </w:p>
     <w:p>
@@ -1040,182 +1612,7 @@
           <w:rFonts w:ascii="Calibri" w:hAnsi="Calibri"/>
           <w:sz w:val="22"/>
         </w:rPr>
-        <w:t>For the Middle East, especially UAE, the platform should classify sources as:</w:t>
-      </w:r>
-    </w:p>
-    <w:p>
-      <w:pPr>
-        <w:pStyle w:val="ListBullet"/>
-      </w:pPr>
-      <w:r>
-        <w:rPr>
-          <w:rFonts w:ascii="Calibri" w:hAnsi="Calibri"/>
-          <w:sz w:val="22"/>
-        </w:rPr>
-        <w:t>Public downloadable or searchable.</w:t>
-      </w:r>
-    </w:p>
-    <w:p>
-      <w:pPr>
-        <w:pStyle w:val="ListBullet"/>
-      </w:pPr>
-      <w:r>
-        <w:rPr>
-          <w:rFonts w:ascii="Calibri" w:hAnsi="Calibri"/>
-          <w:sz w:val="22"/>
-        </w:rPr>
-        <w:t>Public without stable API.</w:t>
-      </w:r>
-    </w:p>
-    <w:p>
-      <w:pPr>
-        <w:pStyle w:val="ListBullet"/>
-      </w:pPr>
-      <w:r>
-        <w:rPr>
-          <w:rFonts w:ascii="Calibri" w:hAnsi="Calibri"/>
-          <w:sz w:val="22"/>
-        </w:rPr>
-        <w:t>Private by agreement.</w:t>
-      </w:r>
-    </w:p>
-    <w:p>
-      <w:pPr>
-        <w:pStyle w:val="ListBullet"/>
-      </w:pPr>
-      <w:r>
-        <w:rPr>
-          <w:rFonts w:ascii="Calibri" w:hAnsi="Calibri"/>
-          <w:sz w:val="22"/>
-        </w:rPr>
-        <w:t>Government approval required.</w:t>
-      </w:r>
-    </w:p>
-    <w:p>
-      <w:pPr>
-        <w:pStyle w:val="ListBullet"/>
-      </w:pPr>
-      <w:r>
-        <w:rPr>
-          <w:rFonts w:ascii="Calibri" w:hAnsi="Calibri"/>
-          <w:sz w:val="22"/>
-        </w:rPr>
-        <w:t>Unavailable for automation.</w:t>
-      </w:r>
-    </w:p>
-    <w:p>
-      <w:r>
-        <w:rPr>
-          <w:rFonts w:ascii="Calibri" w:hAnsi="Calibri"/>
-          <w:sz w:val="22"/>
-        </w:rPr>
-        <w:t>Initial UAE sources: UAE PASS, EOCN, SCA/CMA, CBUAE, DFSA, FSRA/ADGM, ADGM Registration Authority, VARA, FTA, National Economic Registry and local economic departments.</w:t>
-      </w:r>
-    </w:p>
-    <w:p>
-      <w:r>
-        <w:rPr>
-          <w:rFonts w:ascii="Calibri" w:hAnsi="Calibri"/>
-          <w:sz w:val="22"/>
-        </w:rPr>
-        <w:t>For country/state/city intelligence, the engine must separate economic, political, social, regulatory and territorial data, with query date, source and limitation.</w:t>
-      </w:r>
-    </w:p>
-    <w:p>
-      <w:pPr>
-        <w:pStyle w:val="Heading1"/>
-      </w:pPr>
-      <w:r>
-        <w:t>8. Tests Executed in this Session</w:t>
-      </w:r>
-    </w:p>
-    <w:p>
-      <w:pPr>
-        <w:pStyle w:val="ListBullet"/>
-      </w:pPr>
-      <w:r>
-        <w:rPr>
-          <w:rFonts w:ascii="Calibri" w:hAnsi="Calibri"/>
-          <w:sz w:val="22"/>
-        </w:rPr>
-        <w:t>Focused backend: 86/86 tests passed.</w:t>
-      </w:r>
-    </w:p>
-    <w:p>
-      <w:pPr>
-        <w:pStyle w:val="ListBullet"/>
-      </w:pPr>
-      <w:r>
-        <w:rPr>
-          <w:rFonts w:ascii="Calibri" w:hAnsi="Calibri"/>
-          <w:sz w:val="22"/>
-        </w:rPr>
-        <w:t>NUXERA frontend: 125/125 tests passed.</w:t>
-      </w:r>
-    </w:p>
-    <w:p>
-      <w:pPr>
-        <w:pStyle w:val="ListBullet"/>
-      </w:pPr>
-      <w:r>
-        <w:rPr>
-          <w:rFonts w:ascii="Calibri" w:hAnsi="Calibri"/>
-          <w:sz w:val="22"/>
-        </w:rPr>
-        <w:t>Vite build: passed.</w:t>
-      </w:r>
-    </w:p>
-    <w:p>
-      <w:pPr>
-        <w:pStyle w:val="ListBullet"/>
-      </w:pPr>
-      <w:r>
-        <w:rPr>
-          <w:rFonts w:ascii="Calibri" w:hAnsi="Calibri"/>
-          <w:sz w:val="22"/>
-        </w:rPr>
-        <w:t>Playwright screenshots: 4/4 scenarios passed.</w:t>
-      </w:r>
-    </w:p>
-    <w:p>
-      <w:pPr>
-        <w:pStyle w:val="ListBullet"/>
-      </w:pPr>
-      <w:r>
-        <w:rPr>
-          <w:rFonts w:ascii="Calibri" w:hAnsi="Calibri"/>
-          <w:sz w:val="22"/>
-        </w:rPr>
-        <w:t>Vercel smoke: passed for main home and production alias.</w:t>
-      </w:r>
-    </w:p>
-    <w:p>
-      <w:pPr>
-        <w:pStyle w:val="ListBullet"/>
-      </w:pPr>
-      <w:r>
-        <w:rPr>
-          <w:rFonts w:ascii="Calibri" w:hAnsi="Calibri"/>
-          <w:sz w:val="22"/>
-        </w:rPr>
-        <w:t>Render smoke: 20-second timeout in this run; availability/cold start should be checked before a live API demo.</w:t>
-      </w:r>
-    </w:p>
-    <w:p>
-      <w:pPr>
-        <w:pStyle w:val="Heading1"/>
-      </w:pPr>
-      <w:r>
-        <w:t>9. Real Technical Pending Work</w:t>
-      </w:r>
-    </w:p>
-    <w:p>
-      <w:r>
-        <w:rPr>
-          <w:rFonts w:ascii="Calibri" w:hAnsi="Calibri"/>
-          <w:sz w:val="22"/>
-        </w:rPr>
-        <w:t>1. Execute RLS phase 2 with real or staging tokens. 2. Run non-production SQL persistence rehearsal. 3. Test email sandbox with approved recipient. 4. Verify Render or move backend to a more predictable runtime before API-dependent demos. 5. Define final matrix for private sources and commercial agreements. 6. Execute controlled cutover from Nexus to NUXERA.</w:t>
+        <w:t>1. agregar pruebas RLS con tokens staging 2. ejecutar migraciones en entorno no productivo 3. activar sandbox correo 4. probar agente con contexto filtrado 5. agregar health checks programados 6. documentar rollback 7. preparar seed de casos demo 8. validar ausencia de Nexus en rutas principales 9. bloquear rutas legacy o redirigirlas 10. preparar checklist go/no-go</w:t>
       </w:r>
     </w:p>
     <w:sectPr>
